--- a/Tố cáo/24-TC.docx
+++ b/Tố cáo/24-TC.docx
@@ -1,6 +1,6 @@
 
 <file path=word/document.xml><?xml version="1.0" encoding="utf-8"?>
-<w:document xmlns:wpc="http://schemas.microsoft.com/office/word/2010/wordprocessingCanvas" xmlns:cx="http://schemas.microsoft.com/office/drawing/2014/chartex" xmlns:mc="http://schemas.openxmlformats.org/markup-compatibility/2006" xmlns:o="urn:schemas-microsoft-com:office:office" xmlns:r="http://schemas.openxmlformats.org/officeDocument/2006/relationships" xmlns:m="http://schemas.openxmlformats.org/officeDocument/2006/math" xmlns:v="urn:schemas-microsoft-com:vml" xmlns:wp14="http://schemas.microsoft.com/office/word/2010/wordprocessingDrawing" xmlns:wp="http://schemas.openxmlformats.org/drawingml/2006/wordprocessingDrawing" xmlns:w10="urn:schemas-microsoft-com:office:word" xmlns:w="http://schemas.openxmlformats.org/wordprocessingml/2006/main" xmlns:w14="http://schemas.microsoft.com/office/word/2010/wordml" xmlns:w15="http://schemas.microsoft.com/office/word/2012/wordml" xmlns:w16se="http://schemas.microsoft.com/office/word/2015/wordml/symex" xmlns:wpg="http://schemas.microsoft.com/office/word/2010/wordprocessingGroup" xmlns:wpi="http://schemas.microsoft.com/office/word/2010/wordprocessingInk" xmlns:wne="http://schemas.microsoft.com/office/word/2006/wordml" xmlns:wps="http://schemas.microsoft.com/office/word/2010/wordprocessingShape" mc:Ignorable="w14 w15 w16se wp14">
+<w:document xmlns:wpc="http://schemas.microsoft.com/office/word/2010/wordprocessingCanvas" xmlns:cx="http://schemas.microsoft.com/office/drawing/2014/chartex" xmlns:cx1="http://schemas.microsoft.com/office/drawing/2015/9/8/chartex" xmlns:cx2="http://schemas.microsoft.com/office/drawing/2015/10/21/chartex" xmlns:cx3="http://schemas.microsoft.com/office/drawing/2016/5/9/chartex" xmlns:cx4="http://schemas.microsoft.com/office/drawing/2016/5/10/chartex" xmlns:cx5="http://schemas.microsoft.com/office/drawing/2016/5/11/chartex" xmlns:cx6="http://schemas.microsoft.com/office/drawing/2016/5/12/chartex" xmlns:cx7="http://schemas.microsoft.com/office/drawing/2016/5/13/chartex" xmlns:cx8="http://schemas.microsoft.com/office/drawing/2016/5/14/chartex" xmlns:mc="http://schemas.openxmlformats.org/markup-compatibility/2006" xmlns:aink="http://schemas.microsoft.com/office/drawing/2016/ink" xmlns:am3d="http://schemas.microsoft.com/office/drawing/2017/model3d" xmlns:o="urn:schemas-microsoft-com:office:office" xmlns:r="http://schemas.openxmlformats.org/officeDocument/2006/relationships" xmlns:m="http://schemas.openxmlformats.org/officeDocument/2006/math" xmlns:v="urn:schemas-microsoft-com:vml" xmlns:wp14="http://schemas.microsoft.com/office/word/2010/wordprocessingDrawing" xmlns:wp="http://schemas.openxmlformats.org/drawingml/2006/wordprocessingDrawing" xmlns:w10="urn:schemas-microsoft-com:office:word" xmlns:w="http://schemas.openxmlformats.org/wordprocessingml/2006/main" xmlns:w14="http://schemas.microsoft.com/office/word/2010/wordml" xmlns:w15="http://schemas.microsoft.com/office/word/2012/wordml" xmlns:w16cex="http://schemas.microsoft.com/office/word/2018/wordml/cex" xmlns:w16cid="http://schemas.microsoft.com/office/word/2016/wordml/cid" xmlns:w16="http://schemas.microsoft.com/office/word/2018/wordml" xmlns:w16se="http://schemas.microsoft.com/office/word/2015/wordml/symex" xmlns:wpg="http://schemas.microsoft.com/office/word/2010/wordprocessingGroup" xmlns:wpi="http://schemas.microsoft.com/office/word/2010/wordprocessingInk" xmlns:wne="http://schemas.microsoft.com/office/word/2006/wordml" xmlns:wps="http://schemas.microsoft.com/office/word/2010/wordprocessingShape" mc:Ignorable="w14 w15 w16se w16cid w16 w16cex wp14">
   <w:body>
     <w:tbl>
       <w:tblPr>
@@ -48,7 +48,25 @@
                 <w:sz w:val="26"/>
                 <w:szCs w:val="26"/>
               </w:rPr>
-              <w:t>[[DVChuQuan]]</w:t>
+              <w:t>[[</w:t>
+            </w:r>
+            <w:r>
+              <w:rPr>
+                <w:rFonts w:ascii="Times New Roman" w:hAnsi="Times New Roman" w:cs="Times New Roman"/>
+                <w:color w:val="000000"/>
+                <w:sz w:val="26"/>
+                <w:szCs w:val="26"/>
+              </w:rPr>
+              <w:t>TenCoQuanToChucLine1</w:t>
+            </w:r>
+            <w:r>
+              <w:rPr>
+                <w:rFonts w:ascii="Times New Roman" w:hAnsi="Times New Roman" w:cs="Times New Roman"/>
+                <w:color w:val="000000"/>
+                <w:sz w:val="26"/>
+                <w:szCs w:val="26"/>
+              </w:rPr>
+              <w:t>]]</w:t>
             </w:r>
           </w:p>
           <w:p>
@@ -70,7 +88,35 @@
                 <w:sz w:val="26"/>
                 <w:szCs w:val="26"/>
               </w:rPr>
-              <w:t>[[DVThucHien]]</w:t>
+              <w:t>[[</w:t>
+            </w:r>
+            <w:r>
+              <w:rPr>
+                <w:rFonts w:ascii="Times New Roman" w:hAnsi="Times New Roman" w:cs="Times New Roman"/>
+                <w:color w:val="000000"/>
+                <w:sz w:val="26"/>
+                <w:szCs w:val="26"/>
+              </w:rPr>
+              <w:t>TenCoQuanToChucLine</w:t>
+            </w:r>
+            <w:r>
+              <w:rPr>
+                <w:rFonts w:ascii="Times New Roman" w:hAnsi="Times New Roman" w:cs="Times New Roman"/>
+                <w:color w:val="000000"/>
+                <w:sz w:val="26"/>
+                <w:szCs w:val="26"/>
+                <w:lang w:val="en-US"/>
+              </w:rPr>
+              <w:t>2</w:t>
+            </w:r>
+            <w:r>
+              <w:rPr>
+                <w:rFonts w:ascii="Times New Roman" w:hAnsi="Times New Roman" w:cs="Times New Roman"/>
+                <w:color w:val="000000"/>
+                <w:sz w:val="26"/>
+                <w:szCs w:val="26"/>
+              </w:rPr>
+              <w:t>]]</w:t>
             </w:r>
           </w:p>
           <w:p>
@@ -155,7 +201,7 @@
                     </wp:anchor>
                   </w:drawing>
                 </mc:Choice>
-                <mc:Fallback xmlns:cx1="http://schemas.microsoft.com/office/drawing/2015/9/8/chartex" xmlns:cx2="http://schemas.microsoft.com/office/drawing/2015/10/21/chartex" xmlns:cx3="http://schemas.microsoft.com/office/drawing/2016/5/9/chartex" xmlns:cx4="http://schemas.microsoft.com/office/drawing/2016/5/10/chartex" xmlns:cx5="http://schemas.microsoft.com/office/drawing/2016/5/11/chartex" xmlns:cx6="http://schemas.microsoft.com/office/drawing/2016/5/12/chartex" xmlns:cx7="http://schemas.microsoft.com/office/drawing/2016/5/13/chartex" xmlns:cx8="http://schemas.microsoft.com/office/drawing/2016/5/14/chartex" xmlns:aink="http://schemas.microsoft.com/office/drawing/2016/ink" xmlns:am3d="http://schemas.microsoft.com/office/drawing/2017/model3d" xmlns:oel="http://schemas.microsoft.com/office/2019/extlst" xmlns:w16cex="http://schemas.microsoft.com/office/word/2018/wordml/cex" xmlns:w16cid="http://schemas.microsoft.com/office/word/2016/wordml/cid" xmlns:w16="http://schemas.microsoft.com/office/word/2018/wordml" xmlns:w16sdtdh="http://schemas.microsoft.com/office/word/2020/wordml/sdtdatahash">
+                <mc:Fallback xmlns:w16sdtdh="http://schemas.microsoft.com/office/word/2020/wordml/sdtdatahash" xmlns:oel="http://schemas.microsoft.com/office/2019/extlst">
                   <w:pict>
                     <v:shapetype w14:anchorId="2A82FC0F" id="_x0000_t32" coordsize="21600,21600" o:spt="32" o:oned="t" path="m,l21600,21600e" filled="f">
                       <v:path arrowok="t" fillok="f" o:connecttype="none"/>
@@ -253,6 +299,8 @@
                 <w:b/>
                 <w:bCs/>
                 <w:color w:val="000000"/>
+                <w:sz w:val="26"/>
+                <w:szCs w:val="26"/>
                 <w:lang w:eastAsia="vi-VN"/>
               </w:rPr>
               <w:t>Độc lập - Tự do - Hạnh phúc</w:t>
@@ -286,6 +334,7 @@
                 <w:lang w:eastAsia="vi-VN"/>
               </w:rPr>
             </w:pPr>
+            <w:bookmarkStart w:id="0" w:name="_GoBack"/>
             <w:r>
               <w:rPr>
                 <w:rFonts w:ascii="Times New Roman" w:hAnsi="Times New Roman" w:cs="Times New Roman"/>
@@ -299,13 +348,13 @@
               <mc:AlternateContent>
                 <mc:Choice Requires="wps">
                   <w:drawing>
-                    <wp:anchor distT="0" distB="0" distL="114300" distR="114300" simplePos="0" relativeHeight="251660288" behindDoc="0" locked="0" layoutInCell="1" allowOverlap="1" wp14:anchorId="76F7F173" wp14:editId="20F6BEB7">
+                    <wp:anchor distT="0" distB="0" distL="114300" distR="114300" simplePos="0" relativeHeight="251660288" behindDoc="0" locked="0" layoutInCell="1" allowOverlap="1" wp14:anchorId="76F7F173" wp14:editId="461409CD">
                       <wp:simplePos x="0" y="0"/>
                       <wp:positionH relativeFrom="column">
-                        <wp:posOffset>650240</wp:posOffset>
+                        <wp:posOffset>810260</wp:posOffset>
                       </wp:positionH>
                       <wp:positionV relativeFrom="paragraph">
-                        <wp:posOffset>27940</wp:posOffset>
+                        <wp:posOffset>48260</wp:posOffset>
                       </wp:positionV>
                       <wp:extent cx="2122805" cy="0"/>
                       <wp:effectExtent l="12065" t="8890" r="8255" b="10160"/>
@@ -358,13 +407,18 @@
                     </wp:anchor>
                   </w:drawing>
                 </mc:Choice>
-                <mc:Fallback xmlns:cx1="http://schemas.microsoft.com/office/drawing/2015/9/8/chartex" xmlns:cx2="http://schemas.microsoft.com/office/drawing/2015/10/21/chartex" xmlns:cx3="http://schemas.microsoft.com/office/drawing/2016/5/9/chartex" xmlns:cx4="http://schemas.microsoft.com/office/drawing/2016/5/10/chartex" xmlns:cx5="http://schemas.microsoft.com/office/drawing/2016/5/11/chartex" xmlns:cx6="http://schemas.microsoft.com/office/drawing/2016/5/12/chartex" xmlns:cx7="http://schemas.microsoft.com/office/drawing/2016/5/13/chartex" xmlns:cx8="http://schemas.microsoft.com/office/drawing/2016/5/14/chartex" xmlns:aink="http://schemas.microsoft.com/office/drawing/2016/ink" xmlns:am3d="http://schemas.microsoft.com/office/drawing/2017/model3d" xmlns:oel="http://schemas.microsoft.com/office/2019/extlst" xmlns:w16cex="http://schemas.microsoft.com/office/word/2018/wordml/cex" xmlns:w16cid="http://schemas.microsoft.com/office/word/2016/wordml/cid" xmlns:w16="http://schemas.microsoft.com/office/word/2018/wordml" xmlns:w16sdtdh="http://schemas.microsoft.com/office/word/2020/wordml/sdtdatahash">
+                <mc:Fallback>
                   <w:pict>
-                    <v:shape w14:anchorId="609049E2" id="Straight Arrow Connector 8" o:spid="_x0000_s1026" type="#_x0000_t32" style="position:absolute;margin-left:51.2pt;margin-top:2.2pt;width:167.15pt;height:0;z-index:251660288;visibility:visible;mso-wrap-style:square;mso-width-percent:0;mso-height-percent:0;mso-wrap-distance-left:9pt;mso-wrap-distance-top:0;mso-wrap-distance-right:9pt;mso-wrap-distance-bottom:0;mso-position-horizontal:absolute;mso-position-horizontal-relative:text;mso-position-vertical:absolute;mso-position-vertical-relative:text;mso-width-percent:0;mso-height-percent:0;mso-width-relative:page;mso-height-relative:page" o:gfxdata="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"/>
+                    <v:shapetype w14:anchorId="1243D3FA" id="_x0000_t32" coordsize="21600,21600" o:spt="32" o:oned="t" path="m,l21600,21600e" filled="f">
+                      <v:path arrowok="t" fillok="f" o:connecttype="none"/>
+                      <o:lock v:ext="edit" shapetype="t"/>
+                    </v:shapetype>
+                    <v:shape id="Straight Arrow Connector 8" o:spid="_x0000_s1026" type="#_x0000_t32" style="position:absolute;margin-left:63.8pt;margin-top:3.8pt;width:167.15pt;height:0;z-index:251660288;visibility:visible;mso-wrap-style:square;mso-width-percent:0;mso-height-percent:0;mso-wrap-distance-left:9pt;mso-wrap-distance-top:0;mso-wrap-distance-right:9pt;mso-wrap-distance-bottom:0;mso-position-horizontal:absolute;mso-position-horizontal-relative:text;mso-position-vertical:absolute;mso-position-vertical-relative:text;mso-width-percent:0;mso-height-percent:0;mso-width-relative:page;mso-height-relative:page" o:gfxdata="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"/>
                   </w:pict>
                 </mc:Fallback>
               </mc:AlternateContent>
             </w:r>
+            <w:bookmarkEnd w:id="0"/>
             <w:r>
               <w:rPr>
                 <w:rFonts w:ascii="Times New Roman" w:hAnsi="Times New Roman" w:cs="Times New Roman"/>
@@ -410,7 +464,6 @@
           <w:lang w:val="en-US"/>
         </w:rPr>
       </w:pPr>
-      <w:bookmarkStart w:id="0" w:name="_GoBack"/>
       <w:r>
         <w:rPr>
           <w:rFonts w:ascii="Times New Roman" w:eastAsia="Times New Roman" w:hAnsi="Times New Roman" w:cs="Times New Roman"/>
@@ -454,7 +507,6 @@
         <w:t>Bàn giao hồ sơ vụ việc có dấu hiệu tội phạm</w:t>
       </w:r>
     </w:p>
-    <w:bookmarkEnd w:id="0"/>
     <w:p>
       <w:pPr>
         <w:spacing w:after="0" w:line="240" w:lineRule="auto"/>
@@ -538,7 +590,7 @@
               </wp:anchor>
             </w:drawing>
           </mc:Choice>
-          <mc:Fallback xmlns:cx1="http://schemas.microsoft.com/office/drawing/2015/9/8/chartex" xmlns:cx2="http://schemas.microsoft.com/office/drawing/2015/10/21/chartex" xmlns:cx3="http://schemas.microsoft.com/office/drawing/2016/5/9/chartex" xmlns:cx4="http://schemas.microsoft.com/office/drawing/2016/5/10/chartex" xmlns:cx5="http://schemas.microsoft.com/office/drawing/2016/5/11/chartex" xmlns:cx6="http://schemas.microsoft.com/office/drawing/2016/5/12/chartex" xmlns:cx7="http://schemas.microsoft.com/office/drawing/2016/5/13/chartex" xmlns:cx8="http://schemas.microsoft.com/office/drawing/2016/5/14/chartex" xmlns:aink="http://schemas.microsoft.com/office/drawing/2016/ink" xmlns:am3d="http://schemas.microsoft.com/office/drawing/2017/model3d" xmlns:oel="http://schemas.microsoft.com/office/2019/extlst" xmlns:w16cex="http://schemas.microsoft.com/office/word/2018/wordml/cex" xmlns:w16cid="http://schemas.microsoft.com/office/word/2016/wordml/cid" xmlns:w16="http://schemas.microsoft.com/office/word/2018/wordml" xmlns:w16sdtdh="http://schemas.microsoft.com/office/word/2020/wordml/sdtdatahash">
+          <mc:Fallback xmlns:w16sdtdh="http://schemas.microsoft.com/office/word/2020/wordml/sdtdatahash" xmlns:oel="http://schemas.microsoft.com/office/2019/extlst">
             <w:pict>
               <v:line w14:anchorId="265B4C2A" id="Straight Connector 10" o:spid="_x0000_s1026" style="position:absolute;z-index:251663360;visibility:visible;mso-wrap-style:square;mso-width-percent:0;mso-height-percent:0;mso-wrap-distance-left:9pt;mso-wrap-distance-top:-3e-5mm;mso-wrap-distance-right:9pt;mso-wrap-distance-bottom:-3e-5mm;mso-position-horizontal:absolute;mso-position-horizontal-relative:text;mso-position-vertical:absolute;mso-position-vertical-relative:text;mso-width-percent:0;mso-height-percent:0;mso-width-relative:page;mso-height-relative:page" from="186.55pt,2.55pt" to="265.6pt,2.55pt" o:gfxdata="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"/>
             </w:pict>
@@ -1484,7 +1536,7 @@
 </file>
 
 <file path=word/styles.xml><?xml version="1.0" encoding="utf-8"?>
-<w:styles xmlns:mc="http://schemas.openxmlformats.org/markup-compatibility/2006" xmlns:r="http://schemas.openxmlformats.org/officeDocument/2006/relationships" xmlns:w="http://schemas.openxmlformats.org/wordprocessingml/2006/main" xmlns:w14="http://schemas.microsoft.com/office/word/2010/wordml" xmlns:w15="http://schemas.microsoft.com/office/word/2012/wordml" xmlns:w16se="http://schemas.microsoft.com/office/word/2015/wordml/symex" mc:Ignorable="w14 w15 w16se">
+<w:styles xmlns:mc="http://schemas.openxmlformats.org/markup-compatibility/2006" xmlns:r="http://schemas.openxmlformats.org/officeDocument/2006/relationships" xmlns:w="http://schemas.openxmlformats.org/wordprocessingml/2006/main" xmlns:w14="http://schemas.microsoft.com/office/word/2010/wordml" xmlns:w15="http://schemas.microsoft.com/office/word/2012/wordml" xmlns:w16cex="http://schemas.microsoft.com/office/word/2018/wordml/cex" xmlns:w16cid="http://schemas.microsoft.com/office/word/2016/wordml/cid" xmlns:w16="http://schemas.microsoft.com/office/word/2018/wordml" xmlns:w16se="http://schemas.microsoft.com/office/word/2015/wordml/symex" mc:Ignorable="w14 w15 w16se w16cid w16 w16cex">
   <w:docDefaults>
     <w:rPrDefault>
       <w:rPr>
@@ -1500,7 +1552,7 @@
       </w:pPr>
     </w:pPrDefault>
   </w:docDefaults>
-  <w:latentStyles w:defLockedState="0" w:defUIPriority="99" w:defSemiHidden="0" w:defUnhideWhenUsed="0" w:defQFormat="0" w:count="371">
+  <w:latentStyles w:defLockedState="0" w:defUIPriority="99" w:defSemiHidden="0" w:defUnhideWhenUsed="0" w:defQFormat="0" w:count="376">
     <w:lsdException w:name="Normal" w:uiPriority="0" w:qFormat="1"/>
     <w:lsdException w:name="heading 1" w:uiPriority="9" w:qFormat="1"/>
     <w:lsdException w:name="heading 2" w:semiHidden="1" w:uiPriority="9" w:unhideWhenUsed="1" w:qFormat="1"/>
@@ -1606,7 +1658,6 @@
     <w:lsdException w:name="HTML Sample" w:semiHidden="1" w:unhideWhenUsed="1"/>
     <w:lsdException w:name="HTML Typewriter" w:semiHidden="1" w:unhideWhenUsed="1"/>
     <w:lsdException w:name="HTML Variable" w:semiHidden="1" w:unhideWhenUsed="1"/>
-    <w:lsdException w:name="Normal Table" w:semiHidden="1" w:unhideWhenUsed="1"/>
     <w:lsdException w:name="annotation subject" w:semiHidden="1" w:unhideWhenUsed="1"/>
     <w:lsdException w:name="No List" w:semiHidden="1" w:unhideWhenUsed="1"/>
     <w:lsdException w:name="Outline List 1" w:semiHidden="1" w:unhideWhenUsed="1"/>
@@ -1649,11 +1700,8 @@
     <w:lsdException w:name="Table Contemporary" w:semiHidden="1" w:unhideWhenUsed="1"/>
     <w:lsdException w:name="Table Elegant" w:semiHidden="1" w:unhideWhenUsed="1"/>
     <w:lsdException w:name="Table Professional" w:semiHidden="1" w:unhideWhenUsed="1"/>
-    <w:lsdException w:name="Table Subtle 1" w:semiHidden="1" w:unhideWhenUsed="1"/>
     <w:lsdException w:name="Table Subtle 2" w:semiHidden="1" w:unhideWhenUsed="1"/>
     <w:lsdException w:name="Table Web 1" w:semiHidden="1" w:unhideWhenUsed="1"/>
-    <w:lsdException w:name="Table Web 2" w:semiHidden="1" w:unhideWhenUsed="1"/>
-    <w:lsdException w:name="Table Web 3" w:semiHidden="1" w:unhideWhenUsed="1"/>
     <w:lsdException w:name="Balloon Text" w:semiHidden="1" w:unhideWhenUsed="1"/>
     <w:lsdException w:name="Table Grid" w:uiPriority="39"/>
     <w:lsdException w:name="Table Theme" w:semiHidden="1" w:unhideWhenUsed="1"/>
@@ -1872,6 +1920,11 @@
     <w:lsdException w:name="List Table 5 Dark Accent 6" w:uiPriority="50"/>
     <w:lsdException w:name="List Table 6 Colorful Accent 6" w:uiPriority="51"/>
     <w:lsdException w:name="List Table 7 Colorful Accent 6" w:uiPriority="52"/>
+    <w:lsdException w:name="Mention" w:semiHidden="1" w:unhideWhenUsed="1"/>
+    <w:lsdException w:name="Smart Hyperlink" w:semiHidden="1" w:unhideWhenUsed="1"/>
+    <w:lsdException w:name="Hashtag" w:semiHidden="1" w:unhideWhenUsed="1"/>
+    <w:lsdException w:name="Unresolved Mention" w:semiHidden="1" w:unhideWhenUsed="1"/>
+    <w:lsdException w:name="Smart Link" w:semiHidden="1" w:unhideWhenUsed="1"/>
   </w:latentStyles>
   <w:style w:type="paragraph" w:default="1" w:styleId="Normal">
     <w:name w:val="Normal"/>
